--- a/backend/templates/Independent/ECL.docx
+++ b/backend/templates/Independent/ECL.docx
@@ -2,142 +2,6 @@
 <file path=word/document.xml><?xml version="1.0" encoding="utf-8"?>
 <w:document xmlns:wpc="http://schemas.microsoft.com/office/word/2010/wordprocessingCanvas" xmlns:cx="http://schemas.microsoft.com/office/drawing/2014/chartex" xmlns:cx1="http://schemas.microsoft.com/office/drawing/2015/9/8/chartex" xmlns:cx2="http://schemas.microsoft.com/office/drawing/2015/10/21/chartex" xmlns:cx3="http://schemas.microsoft.com/office/drawing/2016/5/9/chartex" xmlns:cx4="http://schemas.microsoft.com/office/drawing/2016/5/10/chartex" xmlns:cx5="http://schemas.microsoft.com/office/drawing/2016/5/11/chartex" xmlns:cx6="http://schemas.microsoft.com/office/drawing/2016/5/12/chartex" xmlns:cx7="http://schemas.microsoft.com/office/drawing/2016/5/13/chartex" xmlns:cx8="http://schemas.microsoft.com/office/drawing/2016/5/14/chartex" xmlns:mc="http://schemas.openxmlformats.org/markup-compatibility/2006" xmlns:aink="http://schemas.microsoft.com/office/drawing/2016/ink" xmlns:am3d="http://schemas.microsoft.com/office/drawing/2017/model3d" xmlns:o="urn:schemas-microsoft-com:office:office" xmlns:oel="http://schemas.microsoft.com/office/2019/extlst" xmlns:r="http://schemas.openxmlformats.org/officeDocument/2006/relationships" xmlns:m="http://schemas.openxmlformats.org/officeDocument/2006/math" xmlns:v="urn:schemas-microsoft-com:vml" xmlns:wp14="http://schemas.microsoft.com/office/word/2010/wordprocessingDrawing" xmlns:wp="http://schemas.openxmlformats.org/drawingml/2006/wordprocessingDrawing" xmlns:w10="urn:schemas-microsoft-com:office:word" xmlns:w="http://schemas.openxmlformats.org/wordprocessingml/2006/main" xmlns:w14="http://schemas.microsoft.com/office/word/2010/wordml" xmlns:w15="http://schemas.microsoft.com/office/word/2012/wordml" xmlns:w16cex="http://schemas.microsoft.com/office/word/2018/wordml/cex" xmlns:w16cid="http://schemas.microsoft.com/office/word/2016/wordml/cid" xmlns:w16="http://schemas.microsoft.com/office/word/2018/wordml" xmlns:w16du="http://schemas.microsoft.com/office/word/2023/wordml/word16du" xmlns:w16sdtdh="http://schemas.microsoft.com/office/word/2020/wordml/sdtdatahash" xmlns:w16sdtfl="http://schemas.microsoft.com/office/word/2024/wordml/sdtformatlock" xmlns:w16se="http://schemas.microsoft.com/office/word/2015/wordml/symex" xmlns:wpg="http://schemas.microsoft.com/office/word/2010/wordprocessingGroup" xmlns:wpi="http://schemas.microsoft.com/office/word/2010/wordprocessingInk" xmlns:wne="http://schemas.microsoft.com/office/word/2006/wordml" xmlns:wps="http://schemas.microsoft.com/office/word/2010/wordprocessingShape" mc:Ignorable="w14 w15 w16se w16cid w16 w16cex w16sdtdh w16sdtfl w16du wp14">
   <w:body>
-    <w:p>
-      <w:pPr>
-        <w:pStyle w:val="Title"/>
-        <w:rPr>
-          <w:u w:val="none"/>
-        </w:rPr>
-      </w:pPr>
-      <w:r>
-        <w:rPr>
-          <w:noProof/>
-        </w:rPr>
-        <w:drawing>
-          <wp:anchor distT="0" distB="0" distL="0" distR="0" simplePos="0" relativeHeight="15728640" behindDoc="0" locked="0" layoutInCell="1" allowOverlap="1" wp14:anchorId="02D1531A" wp14:editId="336DB01D">
-            <wp:simplePos x="0" y="0"/>
-            <wp:positionH relativeFrom="page">
-              <wp:posOffset>6086155</wp:posOffset>
-            </wp:positionH>
-            <wp:positionV relativeFrom="paragraph">
-              <wp:posOffset>60695</wp:posOffset>
-            </wp:positionV>
-            <wp:extent cx="1038544" cy="723374"/>
-            <wp:effectExtent l="0" t="0" r="0" b="0"/>
-            <wp:wrapNone/>
-            <wp:docPr id="1" name="Image 1"/>
-            <wp:cNvGraphicFramePr>
-              <a:graphicFrameLocks xmlns:a="http://schemas.openxmlformats.org/drawingml/2006/main"/>
-            </wp:cNvGraphicFramePr>
-            <a:graphic xmlns:a="http://schemas.openxmlformats.org/drawingml/2006/main">
-              <a:graphicData uri="http://schemas.openxmlformats.org/drawingml/2006/picture">
-                <pic:pic xmlns:pic="http://schemas.openxmlformats.org/drawingml/2006/picture">
-                  <pic:nvPicPr>
-                    <pic:cNvPr id="1" name="Image 1"/>
-                    <pic:cNvPicPr/>
-                  </pic:nvPicPr>
-                  <pic:blipFill>
-                    <a:blip r:embed="rId5" cstate="print"/>
-                    <a:stretch>
-                      <a:fillRect/>
-                    </a:stretch>
-                  </pic:blipFill>
-                  <pic:spPr>
-                    <a:xfrm>
-                      <a:off x="0" y="0"/>
-                      <a:ext cx="1038544" cy="723374"/>
-                    </a:xfrm>
-                    <a:prstGeom prst="rect">
-                      <a:avLst/>
-                    </a:prstGeom>
-                  </pic:spPr>
-                </pic:pic>
-              </a:graphicData>
-            </a:graphic>
-          </wp:anchor>
-        </w:drawing>
-      </w:r>
-      <w:r>
-        <w:t>Mohindra</w:t>
-      </w:r>
-      <w:r>
-        <w:rPr>
-          <w:spacing w:val="19"/>
-        </w:rPr>
-        <w:t xml:space="preserve"> </w:t>
-      </w:r>
-      <w:r>
-        <w:t>and</w:t>
-      </w:r>
-      <w:r>
-        <w:rPr>
-          <w:spacing w:val="22"/>
-        </w:rPr>
-        <w:t xml:space="preserve"> </w:t>
-      </w:r>
-      <w:r>
-        <w:rPr>
-          <w:spacing w:val="-2"/>
-        </w:rPr>
-        <w:t>Associates</w:t>
-      </w:r>
-    </w:p>
-    <w:p>
-      <w:pPr>
-        <w:pStyle w:val="BodyText"/>
-        <w:spacing w:before="28" w:line="268" w:lineRule="auto"/>
-        <w:ind w:left="300" w:right="8559"/>
-        <w:rPr>
-          <w:rFonts w:ascii="Calibri"/>
-        </w:rPr>
-      </w:pPr>
-      <w:r>
-        <w:rPr>
-          <w:rFonts w:ascii="Calibri"/>
-          <w:spacing w:val="-2"/>
-          <w:w w:val="105"/>
-        </w:rPr>
-        <w:t>Chartered</w:t>
-      </w:r>
-      <w:r>
-        <w:rPr>
-          <w:rFonts w:ascii="Calibri"/>
-          <w:spacing w:val="-10"/>
-          <w:w w:val="105"/>
-        </w:rPr>
-        <w:t xml:space="preserve"> </w:t>
-      </w:r>
-      <w:r>
-        <w:rPr>
-          <w:rFonts w:ascii="Calibri"/>
-          <w:spacing w:val="-2"/>
-          <w:w w:val="105"/>
-        </w:rPr>
-        <w:t xml:space="preserve">Accountants </w:t>
-      </w:r>
-      <w:r>
-        <w:rPr>
-          <w:rFonts w:ascii="Calibri"/>
-          <w:w w:val="105"/>
-        </w:rPr>
-        <w:t>FRN</w:t>
-      </w:r>
-      <w:r>
-        <w:rPr>
-          <w:rFonts w:ascii="Calibri"/>
-          <w:spacing w:val="-2"/>
-          <w:w w:val="105"/>
-        </w:rPr>
-        <w:t xml:space="preserve"> </w:t>
-      </w:r>
-      <w:r>
-        <w:rPr>
-          <w:rFonts w:ascii="Calibri"/>
-          <w:w w:val="105"/>
-        </w:rPr>
-        <w:t>:001406N</w:t>
-      </w:r>
-    </w:p>
     <w:p>
       <w:pPr>
         <w:pStyle w:val="BodyText"/>
@@ -1825,51 +1689,66 @@
           <w:w w:val="105"/>
           <w:sz w:val="20"/>
         </w:rPr>
-        <w:t>Mohindra</w:t>
-      </w:r>
-      <w:r>
-        <w:rPr>
-          <w:b/>
-          <w:spacing w:val="-10"/>
-          <w:w w:val="105"/>
-          <w:sz w:val="20"/>
-        </w:rPr>
-        <w:t xml:space="preserve"> </w:t>
-      </w:r>
-      <w:r>
-        <w:rPr>
-          <w:b/>
-          <w:spacing w:val="-2"/>
-          <w:w w:val="105"/>
-          <w:sz w:val="20"/>
-        </w:rPr>
-        <w:t>and</w:t>
-      </w:r>
-      <w:r>
-        <w:rPr>
-          <w:b/>
-          <w:spacing w:val="-9"/>
-          <w:w w:val="105"/>
-          <w:sz w:val="20"/>
-        </w:rPr>
-        <w:t xml:space="preserve"> </w:t>
-      </w:r>
-      <w:r>
-        <w:rPr>
-          <w:b/>
-          <w:spacing w:val="-2"/>
-          <w:w w:val="105"/>
-          <w:sz w:val="20"/>
-        </w:rPr>
-        <w:t xml:space="preserve">Associates </w:t>
-      </w:r>
-      <w:r>
-        <w:rPr>
-          <w:b/>
-          <w:w w:val="105"/>
-          <w:sz w:val="20"/>
-        </w:rPr>
-        <w:t>(Chartered Accountants) FRN: 001406N</w:t>
+        <w:t>{</w:t>
+      </w:r>
+      <w:r>
+        <w:rPr>
+          <w:b/>
+          <w:spacing w:val="-2"/>
+          <w:w w:val="105"/>
+          <w:sz w:val="20"/>
+        </w:rPr>
+        <w:t>AUDITOR_FIRM_NAME</w:t>
+      </w:r>
+      <w:r>
+        <w:rPr>
+          <w:b/>
+          <w:spacing w:val="-2"/>
+          <w:w w:val="105"/>
+          <w:sz w:val="20"/>
+        </w:rPr>
+        <w:t>}</w:t>
+      </w:r>
+      <w:r>
+        <w:rPr>
+          <w:b/>
+          <w:spacing w:val="-2"/>
+          <w:w w:val="105"/>
+          <w:sz w:val="20"/>
+        </w:rPr>
+        <w:t xml:space="preserve"> </w:t>
+      </w:r>
+      <w:r>
+        <w:rPr>
+          <w:b/>
+          <w:w w:val="105"/>
+          <w:sz w:val="20"/>
+        </w:rPr>
+        <w:t xml:space="preserve">(Chartered Accountants) FRN: </w:t>
+      </w:r>
+      <w:r>
+        <w:rPr>
+          <w:b/>
+          <w:w w:val="105"/>
+          <w:sz w:val="20"/>
+        </w:rPr>
+        <w:t>{</w:t>
+      </w:r>
+      <w:r>
+        <w:rPr>
+          <w:b/>
+          <w:w w:val="105"/>
+          <w:sz w:val="20"/>
+        </w:rPr>
+        <w:t>AUDITOR_FRN</w:t>
+      </w:r>
+      <w:r>
+        <w:rPr>
+          <w:b/>
+          <w:w w:val="105"/>
+          <w:sz w:val="20"/>
+        </w:rPr>
+        <w:t>}</w:t>
       </w:r>
     </w:p>
     <w:p>
@@ -1925,38 +1804,21 @@
           <w:b/>
           <w:sz w:val="20"/>
         </w:rPr>
-        <w:t>Avinash</w:t>
-      </w:r>
-      <w:r>
-        <w:rPr>
-          <w:b/>
-          <w:spacing w:val="16"/>
-          <w:sz w:val="20"/>
-        </w:rPr>
-        <w:t xml:space="preserve"> </w:t>
-      </w:r>
-      <w:r>
-        <w:rPr>
-          <w:b/>
-          <w:sz w:val="20"/>
-        </w:rPr>
-        <w:t>Kumar</w:t>
-      </w:r>
-      <w:r>
-        <w:rPr>
-          <w:b/>
-          <w:spacing w:val="23"/>
-          <w:sz w:val="20"/>
-        </w:rPr>
-        <w:t xml:space="preserve"> </w:t>
-      </w:r>
-      <w:r>
-        <w:rPr>
-          <w:b/>
-          <w:spacing w:val="-5"/>
-          <w:sz w:val="20"/>
-        </w:rPr>
-        <w:t>Rao</w:t>
+        <w:t>{</w:t>
+      </w:r>
+      <w:r>
+        <w:rPr>
+          <w:b/>
+          <w:sz w:val="20"/>
+        </w:rPr>
+        <w:t>AUDITOR_PARTNER_NAME</w:t>
+      </w:r>
+      <w:r>
+        <w:rPr>
+          <w:b/>
+          <w:sz w:val="20"/>
+        </w:rPr>
+        <w:t>}</w:t>
       </w:r>
       <w:r>
         <w:rPr>
@@ -2034,7 +1896,7 @@
           <w:w w:val="105"/>
           <w:sz w:val="20"/>
         </w:rPr>
-        <w:t>-</w:t>
+        <w:t>–</w:t>
       </w:r>
       <w:r>
         <w:rPr>
@@ -2051,25 +1913,23 @@
           <w:w w:val="105"/>
           <w:sz w:val="20"/>
         </w:rPr>
-        <w:t>Uttar</w:t>
-      </w:r>
-      <w:r>
-        <w:rPr>
-          <w:b/>
-          <w:spacing w:val="-8"/>
-          <w:w w:val="105"/>
-          <w:sz w:val="20"/>
-        </w:rPr>
-        <w:t xml:space="preserve"> </w:t>
-      </w:r>
-      <w:r>
-        <w:rPr>
-          <w:b/>
-          <w:spacing w:val="-2"/>
-          <w:w w:val="105"/>
-          <w:sz w:val="20"/>
-        </w:rPr>
-        <w:t>Pradesh</w:t>
+        <w:t>{</w:t>
+      </w:r>
+      <w:r>
+        <w:rPr>
+          <w:b/>
+          <w:w w:val="105"/>
+          <w:sz w:val="20"/>
+        </w:rPr>
+        <w:t>AUDITOR_PLACE</w:t>
+      </w:r>
+      <w:r>
+        <w:rPr>
+          <w:b/>
+          <w:w w:val="105"/>
+          <w:sz w:val="20"/>
+        </w:rPr>
+        <w:t>}</w:t>
       </w:r>
     </w:p>
     <w:p>
@@ -2117,7 +1977,23 @@
           <w:spacing w:val="-2"/>
           <w:sz w:val="20"/>
         </w:rPr>
-        <w:t>479028</w:t>
+        <w:t>{</w:t>
+      </w:r>
+      <w:r>
+        <w:rPr>
+          <w:b/>
+          <w:spacing w:val="-2"/>
+          <w:sz w:val="20"/>
+        </w:rPr>
+        <w:t>AUDITOR_MEMBERSHIP_NO</w:t>
+      </w:r>
+      <w:r>
+        <w:rPr>
+          <w:b/>
+          <w:spacing w:val="-2"/>
+          <w:sz w:val="20"/>
+        </w:rPr>
+        <w:t>}</w:t>
       </w:r>
     </w:p>
     <w:p>
@@ -2154,278 +2030,6 @@
     <w:p>
       <w:pPr>
         <w:pStyle w:val="BodyText"/>
-        <w:spacing w:before="103"/>
-        <w:rPr>
-          <w:b/>
-        </w:rPr>
-      </w:pPr>
-    </w:p>
-    <w:p>
-      <w:pPr>
-        <w:pStyle w:val="BodyText"/>
-        <w:spacing w:before="1"/>
-        <w:ind w:left="300"/>
-        <w:rPr>
-          <w:rFonts w:ascii="Calibri"/>
-        </w:rPr>
-      </w:pPr>
-      <w:r>
-        <w:rPr>
-          <w:rFonts w:ascii="Calibri"/>
-        </w:rPr>
-        <w:t>+91-99995-</w:t>
-      </w:r>
-      <w:r>
-        <w:rPr>
-          <w:rFonts w:ascii="Calibri"/>
-          <w:spacing w:val="-4"/>
-        </w:rPr>
-        <w:t>01406</w:t>
-      </w:r>
-    </w:p>
-    <w:p>
-      <w:pPr>
-        <w:pStyle w:val="BodyText"/>
-        <w:spacing w:before="29"/>
-        <w:ind w:left="300"/>
-        <w:rPr>
-          <w:rFonts w:ascii="Calibri"/>
-        </w:rPr>
-      </w:pPr>
-      <w:r>
-        <w:rPr>
-          <w:rFonts w:ascii="Calibri"/>
-        </w:rPr>
-        <w:t>A-31,</w:t>
-      </w:r>
-      <w:r>
-        <w:rPr>
-          <w:rFonts w:ascii="Calibri"/>
-          <w:spacing w:val="13"/>
-        </w:rPr>
-        <w:t xml:space="preserve"> </w:t>
-      </w:r>
-      <w:r>
-        <w:rPr>
-          <w:rFonts w:ascii="Calibri"/>
-        </w:rPr>
-        <w:t>LGF,</w:t>
-      </w:r>
-      <w:r>
-        <w:rPr>
-          <w:rFonts w:ascii="Calibri"/>
-          <w:spacing w:val="16"/>
-        </w:rPr>
-        <w:t xml:space="preserve"> </w:t>
-      </w:r>
-      <w:r>
-        <w:rPr>
-          <w:rFonts w:ascii="Calibri"/>
-        </w:rPr>
-        <w:t>Sector-3,</w:t>
-      </w:r>
-      <w:r>
-        <w:rPr>
-          <w:rFonts w:ascii="Calibri"/>
-          <w:spacing w:val="15"/>
-        </w:rPr>
-        <w:t xml:space="preserve"> </w:t>
-      </w:r>
-      <w:r>
-        <w:rPr>
-          <w:rFonts w:ascii="Calibri"/>
-        </w:rPr>
-        <w:t>Noida,</w:t>
-      </w:r>
-      <w:r>
-        <w:rPr>
-          <w:rFonts w:ascii="Calibri"/>
-          <w:spacing w:val="14"/>
-        </w:rPr>
-        <w:t xml:space="preserve"> </w:t>
-      </w:r>
-      <w:r>
-        <w:rPr>
-          <w:rFonts w:ascii="Calibri"/>
-        </w:rPr>
-        <w:t>UP-</w:t>
-      </w:r>
-      <w:r>
-        <w:rPr>
-          <w:rFonts w:ascii="Calibri"/>
-          <w:spacing w:val="-2"/>
-        </w:rPr>
-        <w:t>201301</w:t>
-      </w:r>
-    </w:p>
-    <w:p>
-      <w:pPr>
-        <w:pStyle w:val="BodyText"/>
-        <w:spacing w:before="30"/>
-        <w:ind w:left="300"/>
-        <w:rPr>
-          <w:rFonts w:ascii="Calibri"/>
-        </w:rPr>
-      </w:pPr>
-      <w:hyperlink r:id="rId6">
-        <w:r>
-          <w:rPr>
-            <w:rFonts w:ascii="Calibri"/>
-            <w:spacing w:val="-2"/>
-          </w:rPr>
-          <w:t>support@mohindraandassociates.com</w:t>
-        </w:r>
-      </w:hyperlink>
-    </w:p>
-    <w:p>
-      <w:pPr>
-        <w:pStyle w:val="BodyText"/>
-        <w:spacing w:before="65"/>
-        <w:ind w:right="300"/>
-        <w:jc w:val="right"/>
-        <w:rPr>
-          <w:rFonts w:ascii="Calibri"/>
-        </w:rPr>
-      </w:pPr>
-      <w:r>
-        <w:br w:type="column"/>
-      </w:r>
-      <w:r>
-        <w:rPr>
-          <w:rFonts w:ascii="Calibri"/>
-          <w:spacing w:val="-2"/>
-          <w:w w:val="105"/>
-        </w:rPr>
-        <w:t>Branches</w:t>
-      </w:r>
-    </w:p>
-    <w:p>
-      <w:pPr>
-        <w:pStyle w:val="BodyText"/>
-        <w:spacing w:before="29"/>
-        <w:ind w:right="303"/>
-        <w:jc w:val="right"/>
-        <w:rPr>
-          <w:rFonts w:ascii="Calibri"/>
-        </w:rPr>
-      </w:pPr>
-      <w:r>
-        <w:rPr>
-          <w:rFonts w:ascii="Calibri"/>
-          <w:w w:val="105"/>
-        </w:rPr>
-        <w:t>|</w:t>
-      </w:r>
-      <w:r>
-        <w:rPr>
-          <w:rFonts w:ascii="Calibri"/>
-          <w:spacing w:val="-8"/>
-          <w:w w:val="105"/>
-        </w:rPr>
-        <w:t xml:space="preserve"> </w:t>
-      </w:r>
-      <w:r>
-        <w:rPr>
-          <w:rFonts w:ascii="Calibri"/>
-          <w:w w:val="105"/>
-        </w:rPr>
-        <w:t>Noida</w:t>
-      </w:r>
-      <w:r>
-        <w:rPr>
-          <w:rFonts w:ascii="Calibri"/>
-          <w:spacing w:val="-10"/>
-          <w:w w:val="105"/>
-        </w:rPr>
-        <w:t xml:space="preserve"> </w:t>
-      </w:r>
-      <w:r>
-        <w:rPr>
-          <w:rFonts w:ascii="Calibri"/>
-          <w:w w:val="105"/>
-        </w:rPr>
-        <w:t>|</w:t>
-      </w:r>
-      <w:r>
-        <w:rPr>
-          <w:rFonts w:ascii="Calibri"/>
-          <w:spacing w:val="-10"/>
-          <w:w w:val="105"/>
-        </w:rPr>
-        <w:t xml:space="preserve"> </w:t>
-      </w:r>
-      <w:r>
-        <w:rPr>
-          <w:rFonts w:ascii="Calibri"/>
-          <w:w w:val="105"/>
-        </w:rPr>
-        <w:t>Lucknow</w:t>
-      </w:r>
-      <w:r>
-        <w:rPr>
-          <w:rFonts w:ascii="Calibri"/>
-          <w:spacing w:val="-10"/>
-          <w:w w:val="105"/>
-        </w:rPr>
-        <w:t xml:space="preserve"> </w:t>
-      </w:r>
-      <w:r>
-        <w:rPr>
-          <w:rFonts w:ascii="Calibri"/>
-          <w:w w:val="105"/>
-        </w:rPr>
-        <w:t>|</w:t>
-      </w:r>
-      <w:r>
-        <w:rPr>
-          <w:rFonts w:ascii="Calibri"/>
-          <w:spacing w:val="-8"/>
-          <w:w w:val="105"/>
-        </w:rPr>
-        <w:t xml:space="preserve"> </w:t>
-      </w:r>
-      <w:r>
-        <w:rPr>
-          <w:rFonts w:ascii="Calibri"/>
-          <w:w w:val="105"/>
-        </w:rPr>
-        <w:t>Ranchi</w:t>
-      </w:r>
-      <w:r>
-        <w:rPr>
-          <w:rFonts w:ascii="Calibri"/>
-          <w:spacing w:val="-9"/>
-          <w:w w:val="105"/>
-        </w:rPr>
-        <w:t xml:space="preserve"> </w:t>
-      </w:r>
-      <w:r>
-        <w:rPr>
-          <w:rFonts w:ascii="Calibri"/>
-          <w:w w:val="105"/>
-        </w:rPr>
-        <w:t>|</w:t>
-      </w:r>
-      <w:r>
-        <w:rPr>
-          <w:rFonts w:ascii="Calibri"/>
-          <w:spacing w:val="-8"/>
-          <w:w w:val="105"/>
-        </w:rPr>
-        <w:t xml:space="preserve"> </w:t>
-      </w:r>
-      <w:r>
-        <w:rPr>
-          <w:rFonts w:ascii="Calibri"/>
-          <w:spacing w:val="-4"/>
-          <w:w w:val="105"/>
-        </w:rPr>
-        <w:t>Delhi</w:t>
-      </w:r>
-    </w:p>
-    <w:p>
-      <w:pPr>
-        <w:pStyle w:val="BodyText"/>
         <w:spacing w:before="29" w:line="268" w:lineRule="auto"/>
         <w:ind w:left="340" w:right="301" w:firstLine="1519"/>
         <w:jc w:val="right"/>
@@ -2433,71 +2037,6 @@
           <w:rFonts w:ascii="Calibri"/>
         </w:rPr>
       </w:pPr>
-      <w:r>
-        <w:rPr>
-          <w:rFonts w:ascii="Calibri"/>
-          <w:spacing w:val="-2"/>
-          <w:w w:val="105"/>
-        </w:rPr>
-        <w:t>|</w:t>
-      </w:r>
-      <w:r>
-        <w:rPr>
-          <w:rFonts w:ascii="Calibri"/>
-          <w:spacing w:val="-10"/>
-          <w:w w:val="105"/>
-        </w:rPr>
-        <w:t xml:space="preserve"> </w:t>
-      </w:r>
-      <w:r>
-        <w:rPr>
-          <w:rFonts w:ascii="Calibri"/>
-          <w:spacing w:val="-2"/>
-          <w:w w:val="105"/>
-        </w:rPr>
-        <w:t>New</w:t>
-      </w:r>
-      <w:r>
-        <w:rPr>
-          <w:rFonts w:ascii="Calibri"/>
-          <w:spacing w:val="-10"/>
-          <w:w w:val="105"/>
-        </w:rPr>
-        <w:t xml:space="preserve"> </w:t>
-      </w:r>
-      <w:r>
-        <w:rPr>
-          <w:rFonts w:ascii="Calibri"/>
-          <w:spacing w:val="-2"/>
-          <w:w w:val="105"/>
-        </w:rPr>
-        <w:t>Zealand</w:t>
-      </w:r>
-      <w:r>
-        <w:rPr>
-          <w:rFonts w:ascii="Calibri"/>
-          <w:spacing w:val="-10"/>
-          <w:w w:val="105"/>
-        </w:rPr>
-        <w:t xml:space="preserve"> </w:t>
-      </w:r>
-      <w:r>
-        <w:rPr>
-          <w:rFonts w:ascii="Calibri"/>
-          <w:spacing w:val="-2"/>
-          <w:w w:val="105"/>
-        </w:rPr>
-        <w:t xml:space="preserve">| </w:t>
-      </w:r>
-      <w:hyperlink r:id="rId7">
-        <w:r>
-          <w:rPr>
-            <w:rFonts w:ascii="Calibri"/>
-            <w:spacing w:val="-2"/>
-          </w:rPr>
-          <w:t>www.mohindraandassociates.com</w:t>
-        </w:r>
-      </w:hyperlink>
     </w:p>
     <w:sectPr>
       <w:type w:val="continuous"/>
@@ -3050,7 +2589,6 @@
   <w:style w:type="character" w:default="1" w:styleId="DefaultParagraphFont">
     <w:name w:val="Default Paragraph Font"/>
     <w:uiPriority w:val="1"/>
-    <w:semiHidden/>
     <w:unhideWhenUsed/>
   </w:style>
   <w:style w:type="table" w:default="1" w:styleId="TableNormal">
